--- a/plantillas/MODIFICACION_2_ACEPTACION_bak.docx
+++ b/plantillas/MODIFICACION_2_ACEPTACION_bak.docx
@@ -4466,7 +4466,7 @@
           <w:szCs w:val="24"/>
           <w:lang w:val="es-ES"/>
         </w:rPr>
-        <w:t>Contratista,</w:t>
+        <w:t>${CARGO_REVISO},</w:t>
       </w:r>
       <w:r>
         <w:rPr>
